--- a/class_md/Snowflake-Class36-Notes.docx
+++ b/class_md/Snowflake-Class36-Notes.docx
@@ -100,28 +100,19 @@
         <w:rPr>
           <w:b/>
         </w:rPr>
-        <w:t>⭐ EXPLICIT EXAM SIGNAL (rare — he almost never does this):</w:t>
-      </w:r>
-      <w:r>
-        <w:t xml:space="preserve"> at the end he said the </w:t>
+        <w:t>⭐ Trainer flag (CORRECTED):</w:t>
+      </w:r>
+      <w:r>
+        <w:t xml:space="preserve"> at the end he said there are </w:t>
       </w:r>
       <w:r>
         <w:rPr>
           <w:b/>
         </w:rPr>
-        <w:t>next class is on incremental models</w:t>
-      </w:r>
-      <w:r>
-        <w:t xml:space="preserve">, that there are </w:t>
-      </w:r>
-      <w:r>
-        <w:rPr>
-          <w:b/>
-        </w:rPr>
-        <w:t>"three different types of incremental,"</w:t>
-      </w:r>
-      <w:r>
-        <w:t xml:space="preserve"> and — his exact words — </w:t>
+        <w:t>"three different types of incremental"</w:t>
+      </w:r>
+      <w:r>
+        <w:t xml:space="preserve"> and </w:t>
       </w:r>
       <w:r>
         <w:rPr>
@@ -130,25 +121,97 @@
         <w:t>"this is very important, at least you will find three to four questions from the same topic."</w:t>
       </w:r>
       <w:r>
-        <w:t xml:space="preserve"> So </w:t>
+        <w:t xml:space="preserve"> ⚠️ </w:t>
+      </w:r>
+      <w:r>
+        <w:rPr>
+          <w:i/>
+        </w:rPr>
+        <w:t xml:space="preserve">Correction: he did </w:t>
+      </w:r>
+      <w:r>
+        <w:rPr>
+          <w:i/>
+        </w:rPr>
+        <w:t>not</w:t>
+      </w:r>
+      <w:r>
+        <w:rPr>
+          <w:i/>
+        </w:rPr>
+        <w:t xml:space="preserve"> say "exam" — the words exam/certification/SnowPro appear </w:t>
+      </w:r>
+      <w:r>
+        <w:rPr>
+          <w:i/>
+        </w:rPr>
+        <w:t>nowhere</w:t>
+      </w:r>
+      <w:r>
+        <w:rPr>
+          <w:i/>
+        </w:rPr>
+        <w:t xml:space="preserve"> in Classes 33–40. In a dbt class this most likely means </w:t>
+      </w:r>
+      <w:r>
+        <w:rPr>
+          <w:i/>
+        </w:rPr>
+        <w:t>interview questions</w:t>
+      </w:r>
+      <w:r>
+        <w:rPr>
+          <w:i/>
+        </w:rPr>
+        <w:t>. The plain-Snowflake part (watermark + MERGE) still overlaps the exam; the dbt incremental part is interview material.</w:t>
+      </w:r>
+      <w:r>
+        <w:t xml:space="preserve"> Also: Class 37 only demonstrated </w:t>
       </w:r>
       <w:r>
         <w:rPr>
           <w:b/>
         </w:rPr>
-        <w:t>incremental / incremental loading is worth real study time</w:t>
-      </w:r>
-      <w:r>
-        <w:t xml:space="preserve"> for the exam. Full detail comes in </w:t>
+        <w:t>one</w:t>
+      </w:r>
+      <w:r>
+        <w:t xml:space="preserve"> strategy (merge); the standard dbt-on-Snowflake strategies are </w:t>
       </w:r>
       <w:r>
         <w:rPr>
           <w:b/>
         </w:rPr>
-        <w:t>Class 37</w:t>
-      </w:r>
-      <w:r>
-        <w:t xml:space="preserve">. </w:t>
+        <w:t>merge</w:t>
+      </w:r>
+      <w:r>
+        <w:t xml:space="preserve"> (default), </w:t>
+      </w:r>
+      <w:r>
+        <w:rPr>
+          <w:b/>
+        </w:rPr>
+        <w:t>append</w:t>
+      </w:r>
+      <w:r>
+        <w:t xml:space="preserve">, </w:t>
+      </w:r>
+      <w:r>
+        <w:rPr>
+          <w:b/>
+        </w:rPr>
+        <w:t>delete+insert</w:t>
+      </w:r>
+      <w:r>
+        <w:t xml:space="preserve"> (+ newer </w:t>
+      </w:r>
+      <w:r>
+        <w:rPr>
+          <w:b/>
+        </w:rPr>
+        <w:t>microbatch</w:t>
+      </w:r>
+      <w:r>
+        <w:t xml:space="preserve">) — ask the trainer which three he meant. </w:t>
       </w:r>
       <w:r>
         <w:rPr>
@@ -1081,7 +1144,7 @@
         <w:rPr>
           <w:i/>
         </w:rPr>
-        <w:t>He explicitly said ~3–4 exam questions come from this — prioritize it.</w:t>
+        <w:t>He said ~3–4 questions come from this (interview context — he never said "exam").</w:t>
       </w:r>
     </w:p>
     <w:p>
@@ -1350,10 +1413,10 @@
         <w:rPr>
           <w:b/>
         </w:rPr>
-        <w:t>⭐ EXAM SIGNAL:</w:t>
-      </w:r>
-      <w:r>
-        <w:t xml:space="preserve"> incremental = "3–4 questions," deep-dive next class. </w:t>
+        <w:t>⭐ Trainer flag:</w:t>
+      </w:r>
+      <w:r>
+        <w:t xml:space="preserve"> incremental = "3–4 questions" (interview context, not stated as exam); deep-dive next class. </w:t>
       </w:r>
       <w:r>
         <w:rPr>
@@ -1378,7 +1441,7 @@
         <w:rPr>
           <w:i/>
         </w:rPr>
-        <w:t>End of Class 36 notes. Mixed class: dbt macros (non-exam) + a solid incremental-load hands-on in Snowflake (watermark + MERGE, cert-relevant). Instructor explicitly flagged incremental as heavily tested (~3–4 questions) for next class.</w:t>
+        <w:t>End of Class 36 notes. Mixed class: dbt macros (non-exam) + a solid incremental-load hands-on in Snowflake (watermark + MERGE, cert-relevant). Instructor flagged incremental as "3–4 questions" (interview context — corrected; he never said exam).</w:t>
       </w:r>
     </w:p>
     <w:sectPr>
